--- a/content-pipeline/06-word-documents/01-vietnamese-word/011_rooftop-bar-view-cho-ben-thanh.docx
+++ b/content-pipeline/06-word-documents/01-vietnamese-word/011_rooftop-bar-view-cho-ben-thanh.docx
@@ -157,7 +157,7 @@
           <w:color w:val="1B365D"/>
           <w:sz w:val="32"/>
         </w:rPr>
-        <w:t>1. Dẫn Nhập: Khi Sài Gòn Thắp Lên Những Tinh Cầu Đêm</w:t>
+        <w:t>Dẫn Nhập: Khi Sài Gòn Thắp Lên Những Tinh Cầu Đêm</w:t>
       </w:r>
     </w:p>
     <w:p>
@@ -210,7 +210,7 @@
           <w:color w:val="1B365D"/>
           <w:sz w:val="32"/>
         </w:rPr>
-        <w:t>2. Văn Hóa Mixology Bản Địa: Sự Trỗi Dậy Của Cocktail Hương Vị Việt</w:t>
+        <w:t>Văn Hóa Mixology Bản Địa: Sự Trỗi Dậy Của Cocktail Hương Vị Việt</w:t>
       </w:r>
     </w:p>
     <w:p>
@@ -334,7 +334,7 @@
           <w:color w:val="1B365D"/>
           <w:sz w:val="32"/>
         </w:rPr>
-        <w:t>3. Bản Đồ 4 Tọa Độ Rooftop Bar &amp; Sky Lounge View Triệu Đô Quanh Bến Thành</w:t>
+        <w:t>Bản Đồ 4 Tọa Độ Rooftop Bar &amp; Sky Lounge View Triệu Đô Quanh Bến Thành</w:t>
       </w:r>
     </w:p>
     <w:p>
@@ -362,7 +362,7 @@
           <w:color w:val="D97706"/>
           <w:sz w:val="26"/>
         </w:rPr>
-        <w:t>1. Sky Lounge Tầng Thượng Đối Diện Vòng Xoay Bến Thành</w:t>
+        <w:t>Sky Lounge Tầng Thượng Đối Diện Vòng Xoay Bến Thành</w:t>
       </w:r>
     </w:p>
     <w:p>
@@ -499,7 +499,7 @@
           <w:color w:val="D97706"/>
           <w:sz w:val="26"/>
         </w:rPr>
-        <w:t>2. Sân Thượng Di Sản Trục Đường Tôn Thất Thiệp &amp; Huỳnh Thúc Kháng</w:t>
+        <w:t>Sân Thượng Di Sản Trục Đường Tôn Thất Thiệp &amp; Huỳnh Thúc Kháng</w:t>
       </w:r>
     </w:p>
     <w:p>
@@ -636,7 +636,7 @@
           <w:color w:val="D97706"/>
           <w:sz w:val="26"/>
         </w:rPr>
-        <w:t>3. Sky Bar Toàn Cảnh Trên Đại Lộ Lê Lợi – Nam Kỳ Khởi Nghĩa</w:t>
+        <w:t>Sky Bar Toàn Cảnh Trên Đại Lộ Lê Lợi – Nam Kỳ Khởi Nghĩa</w:t>
       </w:r>
     </w:p>
     <w:p>
@@ -785,7 +785,7 @@
           <w:color w:val="1B365D"/>
           <w:sz w:val="32"/>
         </w:rPr>
-        <w:t>4. Thế Giới Bí Mật: Những Quán Bar Speakeasy Ẩn Mình Sau Hẻm Cổ</w:t>
+        <w:t>Thế Giới Bí Mật: Những Quán Bar Speakeasy Ẩn Mình Sau Hẻm Cổ</w:t>
       </w:r>
     </w:p>
     <w:p>
@@ -926,7 +926,7 @@
           <w:color w:val="1B365D"/>
           <w:sz w:val="32"/>
         </w:rPr>
-        <w:t>5. Bảng Giá Thức Uống Tham Khảo (Cập Nhật 2026)</w:t>
+        <w:t>Bảng Giá Thức Uống Tham Khảo (Cập Nhật 2026)</w:t>
       </w:r>
     </w:p>
     <w:tbl>
@@ -1541,7 +1541,7 @@
           <w:color w:val="1B365D"/>
           <w:sz w:val="32"/>
         </w:rPr>
-        <w:t>6. Sổ Tay Quy Tắc Thực Địa Cho Buổi Tối Hoàn Hảo</w:t>
+        <w:t>Sổ Tay Quy Tắc Thực Địa Cho Buổi Tối Hoàn Hảo</w:t>
       </w:r>
     </w:p>
     <w:p>
@@ -1718,7 +1718,7 @@
           <w:color w:val="1B365D"/>
           <w:sz w:val="32"/>
         </w:rPr>
-        <w:t>7. Lời Kết: Nâng Ly Dưới Bầu Trời Đêm Đô Thị</w:t>
+        <w:t>Lời Kết: Nâng Ly Dưới Bầu Trời Đêm Đô Thị</w:t>
       </w:r>
     </w:p>
     <w:p>

--- a/content-pipeline/06-word-documents/01-vietnamese-word/011_rooftop-bar-view-cho-ben-thanh.docx
+++ b/content-pipeline/06-word-documents/01-vietnamese-word/011_rooftop-bar-view-cho-ben-thanh.docx
@@ -157,7 +157,7 @@
           <w:color w:val="1B365D"/>
           <w:sz w:val="32"/>
         </w:rPr>
-        <w:t>Dẫn Nhập: Khi Sài Gòn Thắp Lên Những Tinh Cầu Đêm</w:t>
+        <w:t>Khi Sài Gòn Thắp Lên Những Tinh Cầu Đêm</w:t>
       </w:r>
     </w:p>
     <w:p>
@@ -170,7 +170,7 @@
           <w:color w:val="1E293B"/>
           <w:sz w:val="21"/>
         </w:rPr>
-        <w:t>Khi ánh tà dương màu hổ phách chìm dần sau những rặng xà cừ cổ thụ và tháp đồng hồ Chợ Bến Thành bắt đầu tỏa sáng dưới bầu trời chạng vạng, trung tâm Quận 1 khoác lên mình một tấm áo hoàn toàn khác. Đó là thời khắc mà vẻ đẹp kiêu sa, hoa lệ của một đô thị quốc tế giao hòa cùng nhịp sống đêm quyến rũ. Đối với người lữ khách có "GUU", cách tuyệt vời nhất để khép lại một ngày dài tản bộ di sản không phải là hòa vào những đám đông chen chúc trên mặt đất, mà là bước vào thang máy đưa thẳng lên những tầng cao lộng gió, hoặc luồn lách qua một cánh cửa bí mật nép mình sau tiệm đồ cổ cũ để thưởng thức một ly cocktail thảo mộc bản địa.</w:t>
+        <w:t>Khi ánh tà dương màu hổ phách chìm dần sau những rặng xà cừ cổ thụ và tháp đồng hồ Chợ Bến Thành bắt đầu tỏa sáng dưới bầu trời chạng vạng, trung tâm Quận 1 khoác lên mình một tấm áo hoàn toàn khác. Đó là thời khắc mà vẻ đẹp kiêu sa, hoa lệ của một đô thị quốc tế giao hòa cùng nhịp sống đêm quyến rũ. Đối với du khách, cách tuyệt vời nhất để khép lại một ngày dài tản bộ di sản không phải là hòa vào những đám đông chen chúc trên mặt đất, mà là bước vào thang máy đưa thẳng lên những tầng cao lộng gió, hoặc luồn lách qua một cánh cửa bí mật nép mình sau tiệm đồ cổ cũ để thưởng thức một ly cocktail thảo mộc bản địa.</w:t>
       </w:r>
     </w:p>
     <w:p>
@@ -210,7 +210,7 @@
           <w:color w:val="1B365D"/>
           <w:sz w:val="32"/>
         </w:rPr>
-        <w:t>Văn Hóa Mixology Bản Địa: Sự Trỗi Dậy Của Cocktail Hương Vị Việt</w:t>
+        <w:t>Cocktail Hương Vị Bản Địa: Sự Kết Hợp Cùng Thảo Mộc Việt Nam</w:t>
       </w:r>
     </w:p>
     <w:p>

--- a/content-pipeline/06-word-documents/01-vietnamese-word/011_rooftop-bar-view-cho-ben-thanh.docx
+++ b/content-pipeline/06-word-documents/01-vietnamese-word/011_rooftop-bar-view-cho-ben-thanh.docx
@@ -1708,6 +1708,296 @@
     </w:p>
     <w:p>
       <w:pPr>
+        <w:spacing w:before="120" w:after="120"/>
+        <w:jc w:val="center"/>
+      </w:pPr>
+      <w:r>
+        <w:rPr>
+          <w:color w:val="CBD5E1"/>
+        </w:rPr>
+        <w:t>―――――――――――――――――――――――――――――――――――――――――――――</w:t>
+      </w:r>
+    </w:p>
+    <w:p>
+      <w:pPr>
+        <w:keepNext/>
+        <w:spacing w:before="320" w:after="120" w:line="276" w:lineRule="auto"/>
+      </w:pPr>
+      <w:r>
+        <w:rPr>
+          <w:rFonts w:ascii="Calibri" w:hAnsi="Calibri"/>
+          <w:b/>
+          <w:color w:val="1B365D"/>
+          <w:sz w:val="32"/>
+        </w:rPr>
+        <w:t>🗺️ Liên Kết Hành Trình &amp; Điểm Đến Lân Cận</w:t>
+      </w:r>
+    </w:p>
+    <w:p>
+      <w:pPr>
+        <w:spacing w:before="40" w:after="120" w:line="276" w:lineRule="auto"/>
+      </w:pPr>
+      <w:r>
+        <w:rPr>
+          <w:rFonts w:ascii="Calibri" w:hAnsi="Calibri"/>
+          <w:color w:val="1E293B"/>
+          <w:sz w:val="21"/>
+        </w:rPr>
+        <w:t>Để tối ưu hành trình khám phá khu vực trung tâm Bến Thành, mời bạn tham khảo thêm các cẩm nang chuyên sâu liên quan:</w:t>
+      </w:r>
+      <w:r>
+        <w:rPr>
+          <w:rFonts w:ascii="Calibri" w:hAnsi="Calibri"/>
+          <w:color w:val="1E293B"/>
+          <w:sz w:val="21"/>
+        </w:rPr>
+      </w:r>
+      <w:r>
+        <w:rPr>
+          <w:rFonts w:ascii="Calibri" w:hAnsi="Calibri"/>
+          <w:color w:val="1E293B"/>
+          <w:sz w:val="21"/>
+        </w:rPr>
+        <w:br/>
+        <w:t xml:space="preserve">- </w:t>
+      </w:r>
+      <w:r>
+        <w:rPr>
+          <w:rFonts w:ascii="Calibri" w:hAnsi="Calibri"/>
+          <w:b/>
+          <w:color w:val="1E293B"/>
+          <w:sz w:val="21"/>
+        </w:rPr>
+        <w:t>Địa điểm nổi tiếng quanh Bến Thành:</w:t>
+      </w:r>
+      <w:r>
+        <w:rPr>
+          <w:rFonts w:ascii="Calibri" w:hAnsi="Calibri"/>
+          <w:color w:val="1E293B"/>
+          <w:sz w:val="21"/>
+        </w:rPr>
+        <w:t xml:space="preserve"> bao quát toàn cảnh khu vực di sản trong </w:t>
+      </w:r>
+      <w:r>
+        <w:rPr>
+          <w:rFonts w:ascii="Calibri" w:hAnsi="Calibri"/>
+          <w:color w:val="1E293B"/>
+          <w:sz w:val="21"/>
+          <w:u w:val="single"/>
+        </w:rPr>
+        <w:t>địa điểm nổi tiếng quanh Bến Thành</w:t>
+      </w:r>
+      <w:r>
+        <w:rPr>
+          <w:rFonts w:ascii="Calibri" w:hAnsi="Calibri"/>
+          <w:color w:val="1E293B"/>
+          <w:sz w:val="21"/>
+        </w:rPr>
+        <w:t>.</w:t>
+      </w:r>
+      <w:r>
+        <w:rPr>
+          <w:rFonts w:ascii="Calibri" w:hAnsi="Calibri"/>
+          <w:color w:val="1E293B"/>
+          <w:sz w:val="21"/>
+        </w:rPr>
+      </w:r>
+      <w:r>
+        <w:rPr>
+          <w:rFonts w:ascii="Calibri" w:hAnsi="Calibri"/>
+          <w:color w:val="1E293B"/>
+          <w:sz w:val="21"/>
+        </w:rPr>
+        <w:br/>
+        <w:t xml:space="preserve">- </w:t>
+      </w:r>
+      <w:r>
+        <w:rPr>
+          <w:rFonts w:ascii="Calibri" w:hAnsi="Calibri"/>
+          <w:b/>
+          <w:color w:val="1E293B"/>
+          <w:sz w:val="21"/>
+        </w:rPr>
+        <w:t>Ẩm thực chợ Bến Thành:</w:t>
+      </w:r>
+      <w:r>
+        <w:rPr>
+          <w:rFonts w:ascii="Calibri" w:hAnsi="Calibri"/>
+          <w:color w:val="1E293B"/>
+          <w:sz w:val="21"/>
+        </w:rPr>
+        <w:t xml:space="preserve"> lót dạ bữa tối ấm nóng theo cẩm nang </w:t>
+      </w:r>
+      <w:r>
+        <w:rPr>
+          <w:rFonts w:ascii="Calibri" w:hAnsi="Calibri"/>
+          <w:color w:val="1E293B"/>
+          <w:sz w:val="21"/>
+          <w:u w:val="single"/>
+        </w:rPr>
+        <w:t>ẩm thực chợ Bến Thành</w:t>
+      </w:r>
+      <w:r>
+        <w:rPr>
+          <w:rFonts w:ascii="Calibri" w:hAnsi="Calibri"/>
+          <w:color w:val="1E293B"/>
+          <w:sz w:val="21"/>
+        </w:rPr>
+        <w:t xml:space="preserve"> trước khi lên bar.</w:t>
+      </w:r>
+      <w:r>
+        <w:rPr>
+          <w:rFonts w:ascii="Calibri" w:hAnsi="Calibri"/>
+          <w:color w:val="1E293B"/>
+          <w:sz w:val="21"/>
+        </w:rPr>
+      </w:r>
+      <w:r>
+        <w:rPr>
+          <w:rFonts w:ascii="Calibri" w:hAnsi="Calibri"/>
+          <w:color w:val="1E293B"/>
+          <w:sz w:val="21"/>
+        </w:rPr>
+        <w:br/>
+        <w:t xml:space="preserve">- </w:t>
+      </w:r>
+      <w:r>
+        <w:rPr>
+          <w:rFonts w:ascii="Calibri" w:hAnsi="Calibri"/>
+          <w:b/>
+          <w:color w:val="1E293B"/>
+          <w:sz w:val="21"/>
+        </w:rPr>
+        <w:t>Cà phê chung cư gần Bến Thành:</w:t>
+      </w:r>
+      <w:r>
+        <w:rPr>
+          <w:rFonts w:ascii="Calibri" w:hAnsi="Calibri"/>
+          <w:color w:val="1E293B"/>
+          <w:sz w:val="21"/>
+        </w:rPr>
+        <w:t xml:space="preserve"> dành buổi chiều khám phá sự mộc mạc ở các quán </w:t>
+      </w:r>
+      <w:r>
+        <w:rPr>
+          <w:rFonts w:ascii="Calibri" w:hAnsi="Calibri"/>
+          <w:color w:val="1E293B"/>
+          <w:sz w:val="21"/>
+          <w:u w:val="single"/>
+        </w:rPr>
+        <w:t>cà phê chung cư gần Bến Thành</w:t>
+      </w:r>
+      <w:r>
+        <w:rPr>
+          <w:rFonts w:ascii="Calibri" w:hAnsi="Calibri"/>
+          <w:color w:val="1E293B"/>
+          <w:sz w:val="21"/>
+        </w:rPr>
+        <w:t>.</w:t>
+      </w:r>
+      <w:r>
+        <w:rPr>
+          <w:rFonts w:ascii="Calibri" w:hAnsi="Calibri"/>
+          <w:color w:val="1E293B"/>
+          <w:sz w:val="21"/>
+        </w:rPr>
+      </w:r>
+      <w:r>
+        <w:rPr>
+          <w:rFonts w:ascii="Calibri" w:hAnsi="Calibri"/>
+          <w:color w:val="1E293B"/>
+          <w:sz w:val="21"/>
+        </w:rPr>
+        <w:br/>
+        <w:t xml:space="preserve">- </w:t>
+      </w:r>
+      <w:r>
+        <w:rPr>
+          <w:rFonts w:ascii="Calibri" w:hAnsi="Calibri"/>
+          <w:b/>
+          <w:color w:val="1E293B"/>
+          <w:sz w:val="21"/>
+        </w:rPr>
+        <w:t>Khách sạn boutique gần Bến Thành:</w:t>
+      </w:r>
+      <w:r>
+        <w:rPr>
+          <w:rFonts w:ascii="Calibri" w:hAnsi="Calibri"/>
+          <w:color w:val="1E293B"/>
+          <w:sz w:val="21"/>
+        </w:rPr>
+        <w:t xml:space="preserve"> lựa chọn lưu trú tại các </w:t>
+      </w:r>
+      <w:r>
+        <w:rPr>
+          <w:rFonts w:ascii="Calibri" w:hAnsi="Calibri"/>
+          <w:color w:val="1E293B"/>
+          <w:sz w:val="21"/>
+          <w:u w:val="single"/>
+        </w:rPr>
+        <w:t>khách sạn boutique gần Bến Thành</w:t>
+      </w:r>
+      <w:r>
+        <w:rPr>
+          <w:rFonts w:ascii="Calibri" w:hAnsi="Calibri"/>
+          <w:color w:val="1E293B"/>
+          <w:sz w:val="21"/>
+        </w:rPr>
+        <w:t xml:space="preserve"> có rooftop sang trọng.</w:t>
+      </w:r>
+      <w:r>
+        <w:rPr>
+          <w:rFonts w:ascii="Calibri" w:hAnsi="Calibri"/>
+          <w:color w:val="1E293B"/>
+          <w:sz w:val="21"/>
+        </w:rPr>
+      </w:r>
+      <w:r>
+        <w:rPr>
+          <w:rFonts w:ascii="Calibri" w:hAnsi="Calibri"/>
+          <w:color w:val="1E293B"/>
+          <w:sz w:val="21"/>
+        </w:rPr>
+        <w:br/>
+        <w:t xml:space="preserve">- </w:t>
+      </w:r>
+      <w:r>
+        <w:rPr>
+          <w:rFonts w:ascii="Calibri" w:hAnsi="Calibri"/>
+          <w:b/>
+          <w:color w:val="1E293B"/>
+          <w:sz w:val="21"/>
+        </w:rPr>
+        <w:t>Đi từ sân bay về Bến Thành:</w:t>
+      </w:r>
+      <w:r>
+        <w:rPr>
+          <w:rFonts w:ascii="Calibri" w:hAnsi="Calibri"/>
+          <w:color w:val="1E293B"/>
+          <w:sz w:val="21"/>
+        </w:rPr>
+        <w:t xml:space="preserve"> di chuyển ra sân bay đêm muộn thuận tiện theo hướng dẫn </w:t>
+      </w:r>
+      <w:r>
+        <w:rPr>
+          <w:rFonts w:ascii="Calibri" w:hAnsi="Calibri"/>
+          <w:color w:val="1E293B"/>
+          <w:sz w:val="21"/>
+          <w:u w:val="single"/>
+        </w:rPr>
+        <w:t>đi từ sân bay Tân Sơn Nhất về Bến Thành</w:t>
+      </w:r>
+      <w:r>
+        <w:rPr>
+          <w:rFonts w:ascii="Calibri" w:hAnsi="Calibri"/>
+          <w:color w:val="1E293B"/>
+          <w:sz w:val="21"/>
+        </w:rPr>
+        <w:t>.</w:t>
+      </w:r>
+    </w:p>
+    <w:p>
+      <w:pPr>
         <w:keepNext/>
         <w:spacing w:before="320" w:after="120" w:line="276" w:lineRule="auto"/>
       </w:pPr>
